--- a/public/justin-bernard-resume.docx
+++ b/public/justin-bernard-resume.docx
@@ -43,10 +43,7 @@
         <w:jc w:val="both"/>
       </w:pPr>
       <w:r>
-        <w:t>4</w:t>
-      </w:r>
-      <w:r>
-        <w:t xml:space="preserve"> Bernard Road</w:t>
+        <w:t>4 Bernard Road</w:t>
       </w:r>
       <w:r>
         <w:tab/>
@@ -70,7 +67,13 @@
     </w:p>
     <w:p>
       <w:r>
-        <w:t>Ottawa, ON</w:t>
+        <w:t>Edmundston</w:t>
+      </w:r>
+      <w:r>
+        <w:t xml:space="preserve">, </w:t>
+      </w:r>
+      <w:r>
+        <w:t>NB</w:t>
       </w:r>
       <w:r>
         <w:tab/>
@@ -91,8 +94,10 @@
         <w:tab/>
       </w:r>
       <w:r>
-        <w:tab/>
-        <w:t xml:space="preserve">    justin.bernard320@gmail.com</w:t>
+        <w:t xml:space="preserve">    </w:t>
+      </w:r>
+      <w:r>
+        <w:t>justin.bernard320@gmail.com</w:t>
       </w:r>
     </w:p>
     <w:p>
@@ -231,27 +236,7 @@
           <w:szCs w:val="24"/>
           <w:highlight w:val="white"/>
         </w:rPr>
-        <w:t xml:space="preserve"> a professional Multiplayer Game Developer (coding, assets, </w:t>
-      </w:r>
-      <w:proofErr w:type="spellStart"/>
-      <w:r>
-        <w:rPr>
-          <w:color w:val="374151"/>
-          <w:sz w:val="24"/>
-          <w:szCs w:val="24"/>
-          <w:highlight w:val="white"/>
-        </w:rPr>
-        <w:t>etc</w:t>
-      </w:r>
-      <w:proofErr w:type="spellEnd"/>
-      <w:r>
-        <w:rPr>
-          <w:color w:val="374151"/>
-          <w:sz w:val="24"/>
-          <w:szCs w:val="24"/>
-          <w:highlight w:val="white"/>
-        </w:rPr>
-        <w:t>).</w:t>
+        <w:t xml:space="preserve"> a professional Multiplayer Game Developer (coding, assets, etc).</w:t>
       </w:r>
     </w:p>
     <w:p>
@@ -299,27 +284,7 @@
           <w:szCs w:val="24"/>
           <w:highlight w:val="white"/>
         </w:rPr>
-        <w:t xml:space="preserve">Highly skilled and motivated individual with advanced programming abilities in C++/C#/JavaScript and experience with game engines like Unity and Unreal Engine. Possesses strong expertise in creating multiplayer games utilizing Photon PUN2, Fusion 2, and Quantum 3. Professional knowledge of Web Development Front-End languages/tools using HTML, CSS, React, React Native, Next.js, Vite, Node.js, Flutter, Swift, PHP, Tailwind CSS, Three.js, with a strong understanding of database applications such as PostgreSQL, MongoDB, Firebase and AWS tools, and creating APIs using Node.js/Express, and AWS AppSync. Strong experience in both payment systems, Stripe and PayPal. I am also experienced in both iOS and Android development environments. Expertise in 3D modeling, rigging, and animation using 3DS Max, Maya, and </w:t>
-      </w:r>
-      <w:proofErr w:type="spellStart"/>
-      <w:r>
-        <w:rPr>
-          <w:color w:val="374151"/>
-          <w:sz w:val="24"/>
-          <w:szCs w:val="24"/>
-          <w:highlight w:val="white"/>
-        </w:rPr>
-        <w:t>ZBrush</w:t>
-      </w:r>
-      <w:proofErr w:type="spellEnd"/>
-      <w:r>
-        <w:rPr>
-          <w:color w:val="374151"/>
-          <w:sz w:val="24"/>
-          <w:szCs w:val="24"/>
-          <w:highlight w:val="white"/>
-        </w:rPr>
-        <w:t>, with experience in interactive media tools like Photoshop, Premiere, After Effects, and Illustrator. Excellent problem-solving skills, able to identify problems and propose solutions. Strong team player and effective communicator with the ability to work both independently and collaboratively.</w:t>
+        <w:t>Highly skilled and motivated individual with advanced programming abilities in C++/C#/JavaScript and experience with game engines like Unity and Unreal Engine. Possesses strong expertise in creating multiplayer games utilizing Photon PUN2, Fusion 2, and Quantum 3. Professional knowledge of Web Development Front-End languages/tools using HTML, CSS, React, React Native, Next.js, Vite, Node.js, Flutter, Swift, PHP, Tailwind CSS, Three.js, with a strong understanding of database applications such as PostgreSQL, MongoDB, Firebase and AWS tools, and creating APIs using Node.js/Express, and AWS AppSync. Strong experience in both payment systems, Stripe and PayPal. I am also experienced in both iOS and Android development environments. Expertise in 3D modeling, rigging, and animation using 3DS Max, Maya, and ZBrush, with experience in interactive media tools like Photoshop, Premiere, After Effects, and Illustrator. Excellent problem-solving skills, able to identify problems and propose solutions. Strong team player and effective communicator with the ability to work both independently and collaboratively.</w:t>
       </w:r>
     </w:p>
     <w:p>
@@ -505,27 +470,7 @@
           <w:szCs w:val="24"/>
           <w:highlight w:val="white"/>
         </w:rPr>
-        <w:t xml:space="preserve">Created an immersive </w:t>
-      </w:r>
-      <w:proofErr w:type="spellStart"/>
-      <w:r>
-        <w:rPr>
-          <w:color w:val="374151"/>
-          <w:sz w:val="24"/>
-          <w:szCs w:val="24"/>
-          <w:highlight w:val="white"/>
-        </w:rPr>
-        <w:t>marijunna</w:t>
-      </w:r>
-      <w:proofErr w:type="spellEnd"/>
-      <w:r>
-        <w:rPr>
-          <w:color w:val="374151"/>
-          <w:sz w:val="24"/>
-          <w:szCs w:val="24"/>
-          <w:highlight w:val="white"/>
-        </w:rPr>
-        <w:t xml:space="preserve"> delivery app (currently not active, but still viewable)</w:t>
+        <w:t>Created an immersive marijunna delivery app (currently not active, but still viewable)</w:t>
       </w:r>
     </w:p>
     <w:p>
@@ -595,47 +540,7 @@
           <w:highlight w:val="white"/>
         </w:rPr>
         <w:lastRenderedPageBreak/>
-        <w:t xml:space="preserve">Developed countless game </w:t>
-      </w:r>
-      <w:proofErr w:type="gramStart"/>
-      <w:r>
-        <w:rPr>
-          <w:color w:val="374151"/>
-          <w:sz w:val="24"/>
-          <w:szCs w:val="24"/>
-          <w:highlight w:val="white"/>
-        </w:rPr>
-        <w:t>projects, and</w:t>
-      </w:r>
-      <w:proofErr w:type="gramEnd"/>
-      <w:r>
-        <w:rPr>
-          <w:color w:val="374151"/>
-          <w:sz w:val="24"/>
-          <w:szCs w:val="24"/>
-          <w:highlight w:val="white"/>
-        </w:rPr>
-        <w:t xml:space="preserve"> founded the dummy game company </w:t>
-      </w:r>
-      <w:proofErr w:type="spellStart"/>
-      <w:r>
-        <w:rPr>
-          <w:color w:val="374151"/>
-          <w:sz w:val="24"/>
-          <w:szCs w:val="24"/>
-          <w:highlight w:val="white"/>
-        </w:rPr>
-        <w:t>PokiTheDog</w:t>
-      </w:r>
-      <w:proofErr w:type="spellEnd"/>
-      <w:r>
-        <w:rPr>
-          <w:color w:val="374151"/>
-          <w:sz w:val="24"/>
-          <w:szCs w:val="24"/>
-          <w:highlight w:val="white"/>
-        </w:rPr>
-        <w:t xml:space="preserve">. </w:t>
+        <w:t xml:space="preserve">Developed countless game projects, and founded the dummy game company PokiTheDog. </w:t>
       </w:r>
     </w:p>
     <w:p>
@@ -769,29 +674,7 @@
           <w:szCs w:val="24"/>
           <w:highlight w:val="white"/>
         </w:rPr>
-        <w:t xml:space="preserve">Created VR prototype of </w:t>
-      </w:r>
-      <w:proofErr w:type="spellStart"/>
-      <w:proofErr w:type="gramStart"/>
-      <w:r>
-        <w:rPr>
-          <w:color w:val="374151"/>
-          <w:sz w:val="24"/>
-          <w:szCs w:val="24"/>
-          <w:highlight w:val="white"/>
-        </w:rPr>
-        <w:t>St.Joseph</w:t>
-      </w:r>
-      <w:proofErr w:type="spellEnd"/>
-      <w:proofErr w:type="gramEnd"/>
-      <w:r>
-        <w:rPr>
-          <w:color w:val="374151"/>
-          <w:sz w:val="24"/>
-          <w:szCs w:val="24"/>
-          <w:highlight w:val="white"/>
-        </w:rPr>
-        <w:t xml:space="preserve"> High School.</w:t>
+        <w:t>Created VR prototype of St.Joseph High School.</w:t>
       </w:r>
     </w:p>
     <w:p>
@@ -1171,27 +1054,7 @@
           <w:szCs w:val="24"/>
           <w:highlight w:val="white"/>
         </w:rPr>
-        <w:t xml:space="preserve">Game Development: Unity, Unreal Engine, </w:t>
-      </w:r>
-      <w:proofErr w:type="spellStart"/>
-      <w:r>
-        <w:rPr>
-          <w:color w:val="374151"/>
-          <w:sz w:val="24"/>
-          <w:szCs w:val="24"/>
-          <w:highlight w:val="white"/>
-        </w:rPr>
-        <w:t>GameMaker</w:t>
-      </w:r>
-      <w:proofErr w:type="spellEnd"/>
-      <w:r>
-        <w:rPr>
-          <w:color w:val="374151"/>
-          <w:sz w:val="24"/>
-          <w:szCs w:val="24"/>
-          <w:highlight w:val="white"/>
-        </w:rPr>
-        <w:t>, AI Behavior Tree programming, Photon PUN2, Fusion 2, Quantum 3, and Mirror (multiplayer solutions).</w:t>
+        <w:t>Game Development: Unity, Unreal Engine, GameMaker, AI Behavior Tree programming, Photon PUN2, Fusion 2, Quantum 3, and Mirror (multiplayer solutions).</w:t>
       </w:r>
     </w:p>
     <w:p>
@@ -1283,27 +1146,7 @@
           <w:szCs w:val="24"/>
           <w:highlight w:val="white"/>
         </w:rPr>
-        <w:t xml:space="preserve">APIs: (RESTful and </w:t>
-      </w:r>
-      <w:proofErr w:type="spellStart"/>
-      <w:r>
-        <w:rPr>
-          <w:color w:val="374151"/>
-          <w:sz w:val="24"/>
-          <w:szCs w:val="24"/>
-          <w:highlight w:val="white"/>
-        </w:rPr>
-        <w:t>GraphQL</w:t>
-      </w:r>
-      <w:proofErr w:type="spellEnd"/>
-      <w:r>
-        <w:rPr>
-          <w:color w:val="374151"/>
-          <w:sz w:val="24"/>
-          <w:szCs w:val="24"/>
-          <w:highlight w:val="white"/>
-        </w:rPr>
-        <w:t>) Node.js and Express, AWS AppSync</w:t>
+        <w:t>APIs: (RESTful and GraphQL) Node.js and Express, AWS AppSync</w:t>
       </w:r>
     </w:p>
     <w:p>
@@ -1326,67 +1169,7 @@
           <w:szCs w:val="24"/>
           <w:highlight w:val="white"/>
         </w:rPr>
-        <w:t xml:space="preserve">Deploying Apps: Netlify, </w:t>
-      </w:r>
-      <w:proofErr w:type="spellStart"/>
-      <w:r>
-        <w:rPr>
-          <w:color w:val="374151"/>
-          <w:sz w:val="24"/>
-          <w:szCs w:val="24"/>
-          <w:highlight w:val="white"/>
-        </w:rPr>
-        <w:t>Heorku</w:t>
-      </w:r>
-      <w:proofErr w:type="spellEnd"/>
-      <w:r>
-        <w:rPr>
-          <w:color w:val="374151"/>
-          <w:sz w:val="24"/>
-          <w:szCs w:val="24"/>
-          <w:highlight w:val="white"/>
-        </w:rPr>
-        <w:t xml:space="preserve">, </w:t>
-      </w:r>
-      <w:proofErr w:type="spellStart"/>
-      <w:r>
-        <w:rPr>
-          <w:color w:val="374151"/>
-          <w:sz w:val="24"/>
-          <w:szCs w:val="24"/>
-          <w:highlight w:val="white"/>
-        </w:rPr>
-        <w:t>Vercel</w:t>
-      </w:r>
-      <w:proofErr w:type="spellEnd"/>
-      <w:r>
-        <w:rPr>
-          <w:color w:val="374151"/>
-          <w:sz w:val="24"/>
-          <w:szCs w:val="24"/>
-          <w:highlight w:val="white"/>
-        </w:rPr>
-        <w:t xml:space="preserve">, </w:t>
-      </w:r>
-      <w:proofErr w:type="spellStart"/>
-      <w:r>
-        <w:rPr>
-          <w:color w:val="374151"/>
-          <w:sz w:val="24"/>
-          <w:szCs w:val="24"/>
-          <w:highlight w:val="white"/>
-        </w:rPr>
-        <w:t>Hostinger</w:t>
-      </w:r>
-      <w:proofErr w:type="spellEnd"/>
-      <w:r>
-        <w:rPr>
-          <w:color w:val="374151"/>
-          <w:sz w:val="24"/>
-          <w:szCs w:val="24"/>
-          <w:highlight w:val="white"/>
-        </w:rPr>
-        <w:t>, Bluehost, Firebase, etc.</w:t>
+        <w:t>Deploying Apps: Netlify, Heorku, Vercel, Hostinger, Bluehost, Firebase, etc.</w:t>
       </w:r>
     </w:p>
     <w:p>
@@ -1433,27 +1216,7 @@
           <w:highlight w:val="white"/>
         </w:rPr>
         <w:lastRenderedPageBreak/>
-        <w:t xml:space="preserve">Design: Photoshop, Premiere, After Effects, Illustrator, 3DS Max, Maya, </w:t>
-      </w:r>
-      <w:proofErr w:type="spellStart"/>
-      <w:r>
-        <w:rPr>
-          <w:color w:val="374151"/>
-          <w:sz w:val="24"/>
-          <w:szCs w:val="24"/>
-          <w:highlight w:val="white"/>
-        </w:rPr>
-        <w:t>ZBrush</w:t>
-      </w:r>
-      <w:proofErr w:type="spellEnd"/>
-      <w:r>
-        <w:rPr>
-          <w:color w:val="374151"/>
-          <w:sz w:val="24"/>
-          <w:szCs w:val="24"/>
-          <w:highlight w:val="white"/>
-        </w:rPr>
-        <w:t>.</w:t>
+        <w:t>Design: Photoshop, Premiere, After Effects, Illustrator, 3DS Max, Maya, ZBrush.</w:t>
       </w:r>
     </w:p>
     <w:p>
@@ -1599,27 +1362,7 @@
           <w:szCs w:val="24"/>
           <w:highlight w:val="white"/>
         </w:rPr>
-        <w:t xml:space="preserve">Madawaska Entertainment Center, </w:t>
-      </w:r>
-      <w:proofErr w:type="spellStart"/>
-      <w:r>
-        <w:rPr>
-          <w:color w:val="374151"/>
-          <w:sz w:val="24"/>
-          <w:szCs w:val="24"/>
-          <w:highlight w:val="white"/>
-        </w:rPr>
-        <w:t>Edmunston</w:t>
-      </w:r>
-      <w:proofErr w:type="spellEnd"/>
-      <w:r>
-        <w:rPr>
-          <w:color w:val="374151"/>
-          <w:sz w:val="24"/>
-          <w:szCs w:val="24"/>
-          <w:highlight w:val="white"/>
-        </w:rPr>
-        <w:t>, New Brunswick (2016)</w:t>
+        <w:t>Madawaska Entertainment Center, Edmunston, New Brunswick (2016)</w:t>
       </w:r>
     </w:p>
     <w:p>
@@ -2992,7 +2735,6 @@
   <w:style w:type="character" w:default="1" w:styleId="DefaultParagraphFont">
     <w:name w:val="Default Paragraph Font"/>
     <w:uiPriority w:val="1"/>
-    <w:semiHidden/>
     <w:unhideWhenUsed/>
   </w:style>
   <w:style w:type="table" w:default="1" w:styleId="TableNormal">
